--- a/DSA Expirement2-25BAD049.docx
+++ b/DSA Expirement2-25BAD049.docx
@@ -1789,16 +1789,24 @@
         </w:rPr>
         <w:t>RESULT:</w:t>
       </w:r>
+      <w:r>
+        <w:t xml:space="preserve"> </w:t>
+      </w:r>
       <w:hyperlink r:id="rId15" w:history="1">
         <w:r>
           <w:rPr>
             <w:rStyle w:val="Hyperlink"/>
-            <w:sz w:val="32"/>
-            <w:szCs w:val="32"/>
           </w:rPr>
-          <w:t>https://github.com/prabha4678-git/24CSI024-25BAD049/blob/603b445bffb498311ccab7d2944e4b8a7e3888f2/ex2code4.c</w:t>
+          <w:t>https://github.com/prabha4678-git/24CSI024-25BAD049/blob/3cce0d487a88f95990da8007d738734618a21ba6/ex2code4.c</w:t>
         </w:r>
       </w:hyperlink>
+      <w:r>
+        <w:rPr>
+          <w:sz w:val="32"/>
+          <w:szCs w:val="32"/>
+        </w:rPr>
+        <w:t xml:space="preserve"> </w:t>
+      </w:r>
     </w:p>
     <w:p>
       <w:pPr>
@@ -1929,41 +1937,41 @@
     </w:p>
     <w:p>
       <w:r>
+        <w:t xml:space="preserve">    END WHILE</w:t>
+      </w:r>
+    </w:p>
+    <w:p>
+      <w:r>
+        <w:t xml:space="preserve">    WHILE front ≤ rear AND </w:t>
+      </w:r>
+      <w:proofErr w:type="spellStart"/>
+      <w:r>
+        <w:t>arr</w:t>
+      </w:r>
+      <w:proofErr w:type="spellEnd"/>
+      <w:r>
+        <w:t xml:space="preserve">[deque[rear]] ≤ </w:t>
+      </w:r>
+      <w:proofErr w:type="spellStart"/>
+      <w:r>
+        <w:t>arr</w:t>
+      </w:r>
+      <w:proofErr w:type="spellEnd"/>
+      <w:r>
+        <w:t>[</w:t>
+      </w:r>
+      <w:proofErr w:type="spellStart"/>
+      <w:r>
+        <w:t>i</w:t>
+      </w:r>
+      <w:proofErr w:type="spellEnd"/>
+      <w:r>
+        <w:t>] DO</w:t>
+      </w:r>
+    </w:p>
+    <w:p>
+      <w:r>
         <w:lastRenderedPageBreak/>
-        <w:t xml:space="preserve">    END WHILE</w:t>
-      </w:r>
-    </w:p>
-    <w:p>
-      <w:r>
-        <w:t xml:space="preserve">    WHILE front ≤ rear AND </w:t>
-      </w:r>
-      <w:proofErr w:type="spellStart"/>
-      <w:r>
-        <w:t>arr</w:t>
-      </w:r>
-      <w:proofErr w:type="spellEnd"/>
-      <w:r>
-        <w:t xml:space="preserve">[deque[rear]] ≤ </w:t>
-      </w:r>
-      <w:proofErr w:type="spellStart"/>
-      <w:r>
-        <w:t>arr</w:t>
-      </w:r>
-      <w:proofErr w:type="spellEnd"/>
-      <w:r>
-        <w:t>[</w:t>
-      </w:r>
-      <w:proofErr w:type="spellStart"/>
-      <w:r>
-        <w:t>i</w:t>
-      </w:r>
-      <w:proofErr w:type="spellEnd"/>
-      <w:r>
-        <w:t>] DO</w:t>
-      </w:r>
-    </w:p>
-    <w:p>
-      <w:r>
         <w:t xml:space="preserve">        rear ← rear - 1</w:t>
       </w:r>
     </w:p>
